--- a/docs/MML.docx
+++ b/docs/MML.docx
@@ -1160,7 +1160,7 @@
         <w:rPr>
           <w:noProof/>
         </w:rPr>
-        <w:pict w14:anchorId="2F7CBDD4">
+        <w:pict w14:anchorId="7A81918E">
           <v:rect id="_x0000_i1033" alt="" style="width:468pt;height:.05pt;mso-width-percent:0;mso-height-percent:0;mso-width-percent:0;mso-height-percent:0" o:hralign="center" o:hrstd="t" o:hr="t" fillcolor="#a0a0a0" stroked="f"/>
         </w:pict>
       </w:r>
@@ -2604,7 +2604,7 @@
         <w:rPr>
           <w:noProof/>
         </w:rPr>
-        <w:pict w14:anchorId="247CC4E2">
+        <w:pict w14:anchorId="0FC78606">
           <v:rect id="_x0000_i1032" alt="" style="width:468pt;height:.05pt;mso-width-percent:0;mso-height-percent:0;mso-width-percent:0;mso-height-percent:0" o:hralign="center" o:hrstd="t" o:hr="t" fillcolor="#a0a0a0" stroked="f"/>
         </w:pict>
       </w:r>
@@ -2649,7 +2649,7 @@
         <w:rPr>
           <w:noProof/>
         </w:rPr>
-        <w:pict w14:anchorId="4F8A0A81">
+        <w:pict w14:anchorId="65C4E338">
           <v:rect id="_x0000_i1031" alt="" style="width:468pt;height:.05pt;mso-width-percent:0;mso-height-percent:0;mso-width-percent:0;mso-height-percent:0" o:hralign="center" o:hrstd="t" o:hr="t" fillcolor="#a0a0a0" stroked="f"/>
         </w:pict>
       </w:r>
@@ -2765,7 +2765,7 @@
         <w:rPr>
           <w:noProof/>
         </w:rPr>
-        <w:pict w14:anchorId="6187A1BC">
+        <w:pict w14:anchorId="44BA83F4">
           <v:rect id="_x0000_i1030" alt="" style="width:468pt;height:.05pt;mso-width-percent:0;mso-height-percent:0;mso-width-percent:0;mso-height-percent:0" o:hralign="center" o:hrstd="t" o:hr="t" fillcolor="#a0a0a0" stroked="f"/>
         </w:pict>
       </w:r>
@@ -3349,7 +3349,7 @@
         <w:rPr>
           <w:noProof/>
         </w:rPr>
-        <w:pict w14:anchorId="19FAD3DA">
+        <w:pict w14:anchorId="7EAC6684">
           <v:rect id="_x0000_i1029" alt="" style="width:468pt;height:.05pt;mso-width-percent:0;mso-height-percent:0;mso-width-percent:0;mso-height-percent:0" o:hralign="center" o:hrstd="t" o:hr="t" fillcolor="#a0a0a0" stroked="f"/>
         </w:pict>
       </w:r>
@@ -3554,7 +3554,7 @@
         <w:rPr>
           <w:noProof/>
         </w:rPr>
-        <w:pict w14:anchorId="3F925E76">
+        <w:pict w14:anchorId="6B19511D">
           <v:rect id="_x0000_i1028" alt="" style="width:468pt;height:.05pt;mso-width-percent:0;mso-height-percent:0;mso-width-percent:0;mso-height-percent:0" o:hralign="center" o:hrstd="t" o:hr="t" fillcolor="#a0a0a0" stroked="f"/>
         </w:pict>
       </w:r>
@@ -3680,7 +3680,7 @@
         <w:rPr>
           <w:noProof/>
         </w:rPr>
-        <w:pict w14:anchorId="38826E1E">
+        <w:pict w14:anchorId="086A3BFE">
           <v:rect id="_x0000_i1027" alt="" style="width:468pt;height:.05pt;mso-width-percent:0;mso-height-percent:0;mso-width-percent:0;mso-height-percent:0" o:hralign="center" o:hrstd="t" o:hr="t" fillcolor="#a0a0a0" stroked="f"/>
         </w:pict>
       </w:r>
@@ -4132,7 +4132,7 @@
         <w:rPr>
           <w:noProof/>
         </w:rPr>
-        <w:pict w14:anchorId="319AACE6">
+        <w:pict w14:anchorId="224C0C67">
           <v:rect id="_x0000_i1026" alt="" style="width:468pt;height:.05pt;mso-width-percent:0;mso-height-percent:0;mso-width-percent:0;mso-height-percent:0" o:hralign="center" o:hrstd="t" o:hr="t" fillcolor="#a0a0a0" stroked="f"/>
         </w:pict>
       </w:r>
@@ -4174,7 +4174,7 @@
         <w:rPr>
           <w:noProof/>
         </w:rPr>
-        <w:pict w14:anchorId="18DF442D">
+        <w:pict w14:anchorId="09C7B410">
           <v:rect id="_x0000_i1025" alt="" style="width:468pt;height:.05pt;mso-width-percent:0;mso-height-percent:0;mso-width-percent:0;mso-height-percent:0" o:hralign="center" o:hrstd="t" o:hr="t" fillcolor="#a0a0a0" stroked="f"/>
         </w:pict>
       </w:r>
@@ -4270,6 +4270,701 @@
         <w:t>};</w:t>
       </w:r>
     </w:p>
+    <w:tbl>
+      <w:tblPr>
+        <w:tblW w:w="0" w:type="auto"/>
+        <w:tblCellSpacing w:w="15" w:type="dxa"/>
+        <w:tblCellMar>
+          <w:left w:w="0" w:type="dxa"/>
+          <w:right w:w="0" w:type="dxa"/>
+        </w:tblCellMar>
+        <w:tblLook w:val="04A0" w:firstRow="1" w:lastRow="0" w:firstColumn="1" w:lastColumn="0" w:noHBand="0" w:noVBand="1"/>
+      </w:tblPr>
+      <w:tblGrid>
+        <w:gridCol w:w="2134"/>
+        <w:gridCol w:w="2617"/>
+        <w:gridCol w:w="2087"/>
+        <w:gridCol w:w="2506"/>
+      </w:tblGrid>
+      <w:tr>
+        <w:trPr>
+          <w:tblHeader/>
+          <w:tblCellSpacing w:w="15" w:type="dxa"/>
+        </w:trPr>
+        <w:tc>
+          <w:tcPr>
+            <w:tcW w:w="0" w:type="auto"/>
+            <w:tcBorders>
+              <w:top w:val="single" w:sz="6" w:space="0" w:color="auto"/>
+              <w:left w:val="single" w:sz="6" w:space="0" w:color="auto"/>
+              <w:bottom w:val="single" w:sz="6" w:space="0" w:color="auto"/>
+              <w:right w:val="single" w:sz="6" w:space="0" w:color="auto"/>
+            </w:tcBorders>
+            <w:tcMar>
+              <w:top w:w="120" w:type="dxa"/>
+              <w:left w:w="180" w:type="dxa"/>
+              <w:bottom w:w="120" w:type="dxa"/>
+              <w:right w:w="180" w:type="dxa"/>
+            </w:tcMar>
+            <w:vAlign w:val="center"/>
+            <w:hideMark/>
+          </w:tcPr>
+          <w:p>
+            <w:pPr>
+              <w:spacing w:after="0" w:line="240" w:lineRule="auto"/>
+              <w:rPr>
+                <w:rFonts w:ascii="Arial" w:eastAsia="Times New Roman" w:hAnsi="Arial" w:cs="Arial"/>
+                <w:color w:val="1F1F1F"/>
+                <w:kern w:val="0"/>
+                <w14:ligatures w14:val="none"/>
+              </w:rPr>
+            </w:pPr>
+            <w:r>
+              <w:rPr>
+                <w:rFonts w:ascii="Arial" w:eastAsia="Times New Roman" w:hAnsi="Arial" w:cs="Arial"/>
+                <w:b/>
+                <w:bCs/>
+                <w:color w:val="1F1F1F"/>
+                <w:kern w:val="0"/>
+                <w:bdr w:val="none" w:sz="0" w:space="0" w:color="auto" w:frame="1"/>
+                <w14:ligatures w14:val="none"/>
+              </w:rPr>
+              <w:lastRenderedPageBreak/>
+              <w:t>Niche</w:t>
+            </w:r>
+          </w:p>
+        </w:tc>
+        <w:tc>
+          <w:tcPr>
+            <w:tcW w:w="0" w:type="auto"/>
+            <w:tcBorders>
+              <w:top w:val="single" w:sz="6" w:space="0" w:color="auto"/>
+              <w:left w:val="single" w:sz="6" w:space="0" w:color="auto"/>
+              <w:bottom w:val="single" w:sz="6" w:space="0" w:color="auto"/>
+              <w:right w:val="single" w:sz="6" w:space="0" w:color="auto"/>
+            </w:tcBorders>
+            <w:tcMar>
+              <w:top w:w="120" w:type="dxa"/>
+              <w:left w:w="180" w:type="dxa"/>
+              <w:bottom w:w="120" w:type="dxa"/>
+              <w:right w:w="180" w:type="dxa"/>
+            </w:tcMar>
+            <w:vAlign w:val="center"/>
+            <w:hideMark/>
+          </w:tcPr>
+          <w:p>
+            <w:pPr>
+              <w:spacing w:after="0" w:line="240" w:lineRule="auto"/>
+              <w:rPr>
+                <w:rFonts w:ascii="Arial" w:eastAsia="Times New Roman" w:hAnsi="Arial" w:cs="Arial"/>
+                <w:color w:val="1F1F1F"/>
+                <w:kern w:val="0"/>
+                <w14:ligatures w14:val="none"/>
+              </w:rPr>
+            </w:pPr>
+            <w:r>
+              <w:rPr>
+                <w:rFonts w:ascii="Arial" w:eastAsia="Times New Roman" w:hAnsi="Arial" w:cs="Arial"/>
+                <w:b/>
+                <w:bCs/>
+                <w:color w:val="1F1F1F"/>
+                <w:kern w:val="0"/>
+                <w:bdr w:val="none" w:sz="0" w:space="0" w:color="auto" w:frame="1"/>
+                <w14:ligatures w14:val="none"/>
+              </w:rPr>
+              <w:t>Demand Driver</w:t>
+            </w:r>
+          </w:p>
+        </w:tc>
+        <w:tc>
+          <w:tcPr>
+            <w:tcW w:w="0" w:type="auto"/>
+            <w:tcBorders>
+              <w:top w:val="single" w:sz="6" w:space="0" w:color="auto"/>
+              <w:left w:val="single" w:sz="6" w:space="0" w:color="auto"/>
+              <w:bottom w:val="single" w:sz="6" w:space="0" w:color="auto"/>
+              <w:right w:val="single" w:sz="6" w:space="0" w:color="auto"/>
+            </w:tcBorders>
+            <w:tcMar>
+              <w:top w:w="120" w:type="dxa"/>
+              <w:left w:w="180" w:type="dxa"/>
+              <w:bottom w:w="120" w:type="dxa"/>
+              <w:right w:w="180" w:type="dxa"/>
+            </w:tcMar>
+            <w:vAlign w:val="center"/>
+            <w:hideMark/>
+          </w:tcPr>
+          <w:p>
+            <w:pPr>
+              <w:spacing w:after="0" w:line="240" w:lineRule="auto"/>
+              <w:rPr>
+                <w:rFonts w:ascii="Arial" w:eastAsia="Times New Roman" w:hAnsi="Arial" w:cs="Arial"/>
+                <w:color w:val="1F1F1F"/>
+                <w:kern w:val="0"/>
+                <w14:ligatures w14:val="none"/>
+              </w:rPr>
+            </w:pPr>
+            <w:r>
+              <w:rPr>
+                <w:rFonts w:ascii="Arial" w:eastAsia="Times New Roman" w:hAnsi="Arial" w:cs="Arial"/>
+                <w:b/>
+                <w:bCs/>
+                <w:color w:val="1F1F1F"/>
+                <w:kern w:val="0"/>
+                <w:bdr w:val="none" w:sz="0" w:space="0" w:color="auto" w:frame="1"/>
+                <w14:ligatures w14:val="none"/>
+              </w:rPr>
+              <w:t>Barrier to Entry</w:t>
+            </w:r>
+          </w:p>
+        </w:tc>
+        <w:tc>
+          <w:tcPr>
+            <w:tcW w:w="0" w:type="auto"/>
+            <w:tcBorders>
+              <w:top w:val="single" w:sz="6" w:space="0" w:color="auto"/>
+              <w:left w:val="single" w:sz="6" w:space="0" w:color="auto"/>
+              <w:bottom w:val="single" w:sz="6" w:space="0" w:color="auto"/>
+              <w:right w:val="single" w:sz="6" w:space="0" w:color="auto"/>
+            </w:tcBorders>
+            <w:tcMar>
+              <w:top w:w="120" w:type="dxa"/>
+              <w:left w:w="180" w:type="dxa"/>
+              <w:bottom w:w="120" w:type="dxa"/>
+              <w:right w:w="180" w:type="dxa"/>
+            </w:tcMar>
+            <w:vAlign w:val="center"/>
+            <w:hideMark/>
+          </w:tcPr>
+          <w:p>
+            <w:pPr>
+              <w:spacing w:after="0" w:line="240" w:lineRule="auto"/>
+              <w:rPr>
+                <w:rFonts w:ascii="Arial" w:eastAsia="Times New Roman" w:hAnsi="Arial" w:cs="Arial"/>
+                <w:color w:val="1F1F1F"/>
+                <w:kern w:val="0"/>
+                <w14:ligatures w14:val="none"/>
+              </w:rPr>
+            </w:pPr>
+            <w:r>
+              <w:rPr>
+                <w:rFonts w:ascii="Arial" w:eastAsia="Times New Roman" w:hAnsi="Arial" w:cs="Arial"/>
+                <w:b/>
+                <w:bCs/>
+                <w:color w:val="1F1F1F"/>
+                <w:kern w:val="0"/>
+                <w:bdr w:val="none" w:sz="0" w:space="0" w:color="auto" w:frame="1"/>
+                <w14:ligatures w14:val="none"/>
+              </w:rPr>
+              <w:t>Recommended Focus</w:t>
+            </w:r>
+          </w:p>
+        </w:tc>
+      </w:tr>
+      <w:tr>
+        <w:trPr>
+          <w:tblCellSpacing w:w="15" w:type="dxa"/>
+        </w:trPr>
+        <w:tc>
+          <w:tcPr>
+            <w:tcW w:w="0" w:type="auto"/>
+            <w:tcBorders>
+              <w:top w:val="single" w:sz="6" w:space="0" w:color="auto"/>
+              <w:left w:val="single" w:sz="6" w:space="0" w:color="auto"/>
+              <w:bottom w:val="single" w:sz="6" w:space="0" w:color="auto"/>
+              <w:right w:val="single" w:sz="6" w:space="0" w:color="auto"/>
+            </w:tcBorders>
+            <w:tcMar>
+              <w:top w:w="120" w:type="dxa"/>
+              <w:left w:w="180" w:type="dxa"/>
+              <w:bottom w:w="120" w:type="dxa"/>
+              <w:right w:w="180" w:type="dxa"/>
+            </w:tcMar>
+            <w:vAlign w:val="center"/>
+            <w:hideMark/>
+          </w:tcPr>
+          <w:p>
+            <w:pPr>
+              <w:spacing w:after="0" w:line="240" w:lineRule="auto"/>
+              <w:rPr>
+                <w:rFonts w:ascii="Arial" w:eastAsia="Times New Roman" w:hAnsi="Arial" w:cs="Arial"/>
+                <w:color w:val="1F1F1F"/>
+                <w:kern w:val="0"/>
+                <w14:ligatures w14:val="none"/>
+              </w:rPr>
+            </w:pPr>
+            <w:r>
+              <w:rPr>
+                <w:rFonts w:ascii="Arial" w:eastAsia="Times New Roman" w:hAnsi="Arial" w:cs="Arial"/>
+                <w:b/>
+                <w:bCs/>
+                <w:color w:val="1F1F1F"/>
+                <w:kern w:val="0"/>
+                <w:bdr w:val="none" w:sz="0" w:space="0" w:color="auto" w:frame="1"/>
+                <w14:ligatures w14:val="none"/>
+              </w:rPr>
+              <w:t>HOA/Property App</w:t>
+            </w:r>
+          </w:p>
+        </w:tc>
+        <w:tc>
+          <w:tcPr>
+            <w:tcW w:w="0" w:type="auto"/>
+            <w:tcBorders>
+              <w:top w:val="single" w:sz="6" w:space="0" w:color="auto"/>
+              <w:left w:val="single" w:sz="6" w:space="0" w:color="auto"/>
+              <w:bottom w:val="single" w:sz="6" w:space="0" w:color="auto"/>
+              <w:right w:val="single" w:sz="6" w:space="0" w:color="auto"/>
+            </w:tcBorders>
+            <w:tcMar>
+              <w:top w:w="120" w:type="dxa"/>
+              <w:left w:w="180" w:type="dxa"/>
+              <w:bottom w:w="120" w:type="dxa"/>
+              <w:right w:w="180" w:type="dxa"/>
+            </w:tcMar>
+            <w:vAlign w:val="center"/>
+            <w:hideMark/>
+          </w:tcPr>
+          <w:p>
+            <w:pPr>
+              <w:spacing w:after="0" w:line="240" w:lineRule="auto"/>
+              <w:rPr>
+                <w:rFonts w:ascii="Arial" w:eastAsia="Times New Roman" w:hAnsi="Arial" w:cs="Arial"/>
+                <w:color w:val="1F1F1F"/>
+                <w:kern w:val="0"/>
+                <w14:ligatures w14:val="none"/>
+              </w:rPr>
+            </w:pPr>
+            <w:r>
+              <w:rPr>
+                <w:rFonts w:ascii="Arial" w:eastAsia="Times New Roman" w:hAnsi="Arial" w:cs="Arial"/>
+                <w:b/>
+                <w:bCs/>
+                <w:color w:val="1F1F1F"/>
+                <w:kern w:val="0"/>
+                <w:bdr w:val="none" w:sz="0" w:space="0" w:color="auto" w:frame="1"/>
+                <w14:ligatures w14:val="none"/>
+              </w:rPr>
+              <w:t>Legal Mandate</w:t>
+            </w:r>
+          </w:p>
+        </w:tc>
+        <w:tc>
+          <w:tcPr>
+            <w:tcW w:w="0" w:type="auto"/>
+            <w:tcBorders>
+              <w:top w:val="single" w:sz="6" w:space="0" w:color="auto"/>
+              <w:left w:val="single" w:sz="6" w:space="0" w:color="auto"/>
+              <w:bottom w:val="single" w:sz="6" w:space="0" w:color="auto"/>
+              <w:right w:val="single" w:sz="6" w:space="0" w:color="auto"/>
+            </w:tcBorders>
+            <w:tcMar>
+              <w:top w:w="120" w:type="dxa"/>
+              <w:left w:w="180" w:type="dxa"/>
+              <w:bottom w:w="120" w:type="dxa"/>
+              <w:right w:w="180" w:type="dxa"/>
+            </w:tcMar>
+            <w:vAlign w:val="center"/>
+            <w:hideMark/>
+          </w:tcPr>
+          <w:p>
+            <w:pPr>
+              <w:spacing w:after="0" w:line="240" w:lineRule="auto"/>
+              <w:rPr>
+                <w:rFonts w:ascii="Arial" w:eastAsia="Times New Roman" w:hAnsi="Arial" w:cs="Arial"/>
+                <w:color w:val="1F1F1F"/>
+                <w:kern w:val="0"/>
+                <w14:ligatures w14:val="none"/>
+              </w:rPr>
+            </w:pPr>
+            <w:r>
+              <w:rPr>
+                <w:rFonts w:ascii="Arial" w:eastAsia="Times New Roman" w:hAnsi="Arial" w:cs="Arial"/>
+                <w:color w:val="1F1F1F"/>
+                <w:kern w:val="0"/>
+                <w:bdr w:val="none" w:sz="0" w:space="0" w:color="auto" w:frame="1"/>
+                <w14:ligatures w14:val="none"/>
+              </w:rPr>
+              <w:t>Low to Medium</w:t>
+            </w:r>
+          </w:p>
+        </w:tc>
+        <w:tc>
+          <w:tcPr>
+            <w:tcW w:w="0" w:type="auto"/>
+            <w:tcBorders>
+              <w:top w:val="single" w:sz="6" w:space="0" w:color="auto"/>
+              <w:left w:val="single" w:sz="6" w:space="0" w:color="auto"/>
+              <w:bottom w:val="single" w:sz="6" w:space="0" w:color="auto"/>
+              <w:right w:val="single" w:sz="6" w:space="0" w:color="auto"/>
+            </w:tcBorders>
+            <w:tcMar>
+              <w:top w:w="120" w:type="dxa"/>
+              <w:left w:w="180" w:type="dxa"/>
+              <w:bottom w:w="120" w:type="dxa"/>
+              <w:right w:w="180" w:type="dxa"/>
+            </w:tcMar>
+            <w:vAlign w:val="center"/>
+            <w:hideMark/>
+          </w:tcPr>
+          <w:p>
+            <w:pPr>
+              <w:spacing w:after="0" w:line="240" w:lineRule="auto"/>
+              <w:rPr>
+                <w:rFonts w:ascii="Arial" w:eastAsia="Times New Roman" w:hAnsi="Arial" w:cs="Arial"/>
+                <w:color w:val="1F1F1F"/>
+                <w:kern w:val="0"/>
+                <w14:ligatures w14:val="none"/>
+              </w:rPr>
+            </w:pPr>
+            <w:r>
+              <w:rPr>
+                <w:rFonts w:ascii="Arial" w:eastAsia="Times New Roman" w:hAnsi="Arial" w:cs="Arial"/>
+                <w:color w:val="1F1F1F"/>
+                <w:kern w:val="0"/>
+                <w:bdr w:val="none" w:sz="0" w:space="0" w:color="auto" w:frame="1"/>
+                <w14:ligatures w14:val="none"/>
+              </w:rPr>
+              <w:t>Compliance with FL Statute 720/718.</w:t>
+            </w:r>
+          </w:p>
+        </w:tc>
+      </w:tr>
+      <w:tr>
+        <w:trPr>
+          <w:tblCellSpacing w:w="15" w:type="dxa"/>
+        </w:trPr>
+        <w:tc>
+          <w:tcPr>
+            <w:tcW w:w="0" w:type="auto"/>
+            <w:tcBorders>
+              <w:top w:val="single" w:sz="6" w:space="0" w:color="auto"/>
+              <w:left w:val="single" w:sz="6" w:space="0" w:color="auto"/>
+              <w:bottom w:val="single" w:sz="6" w:space="0" w:color="auto"/>
+              <w:right w:val="single" w:sz="6" w:space="0" w:color="auto"/>
+            </w:tcBorders>
+            <w:tcMar>
+              <w:top w:w="120" w:type="dxa"/>
+              <w:left w:w="180" w:type="dxa"/>
+              <w:bottom w:w="120" w:type="dxa"/>
+              <w:right w:w="180" w:type="dxa"/>
+            </w:tcMar>
+            <w:vAlign w:val="center"/>
+            <w:hideMark/>
+          </w:tcPr>
+          <w:p>
+            <w:pPr>
+              <w:spacing w:after="0" w:line="240" w:lineRule="auto"/>
+              <w:rPr>
+                <w:rFonts w:ascii="Arial" w:eastAsia="Times New Roman" w:hAnsi="Arial" w:cs="Arial"/>
+                <w:color w:val="1F1F1F"/>
+                <w:kern w:val="0"/>
+                <w14:ligatures w14:val="none"/>
+              </w:rPr>
+            </w:pPr>
+            <w:r>
+              <w:rPr>
+                <w:rFonts w:ascii="Arial" w:eastAsia="Times New Roman" w:hAnsi="Arial" w:cs="Arial"/>
+                <w:b/>
+                <w:bCs/>
+                <w:color w:val="1F1F1F"/>
+                <w:kern w:val="0"/>
+                <w:bdr w:val="none" w:sz="0" w:space="0" w:color="auto" w:frame="1"/>
+                <w14:ligatures w14:val="none"/>
+              </w:rPr>
+              <w:t>Field Service (FSM)</w:t>
+            </w:r>
+          </w:p>
+        </w:tc>
+        <w:tc>
+          <w:tcPr>
+            <w:tcW w:w="0" w:type="auto"/>
+            <w:tcBorders>
+              <w:top w:val="single" w:sz="6" w:space="0" w:color="auto"/>
+              <w:left w:val="single" w:sz="6" w:space="0" w:color="auto"/>
+              <w:bottom w:val="single" w:sz="6" w:space="0" w:color="auto"/>
+              <w:right w:val="single" w:sz="6" w:space="0" w:color="auto"/>
+            </w:tcBorders>
+            <w:tcMar>
+              <w:top w:w="120" w:type="dxa"/>
+              <w:left w:w="180" w:type="dxa"/>
+              <w:bottom w:w="120" w:type="dxa"/>
+              <w:right w:w="180" w:type="dxa"/>
+            </w:tcMar>
+            <w:vAlign w:val="center"/>
+            <w:hideMark/>
+          </w:tcPr>
+          <w:p>
+            <w:pPr>
+              <w:spacing w:after="0" w:line="240" w:lineRule="auto"/>
+              <w:rPr>
+                <w:rFonts w:ascii="Arial" w:eastAsia="Times New Roman" w:hAnsi="Arial" w:cs="Arial"/>
+                <w:color w:val="1F1F1F"/>
+                <w:kern w:val="0"/>
+                <w14:ligatures w14:val="none"/>
+              </w:rPr>
+            </w:pPr>
+            <w:r>
+              <w:rPr>
+                <w:rFonts w:ascii="Arial" w:eastAsia="Times New Roman" w:hAnsi="Arial" w:cs="Arial"/>
+                <w:color w:val="1F1F1F"/>
+                <w:kern w:val="0"/>
+                <w:bdr w:val="none" w:sz="0" w:space="0" w:color="auto" w:frame="1"/>
+                <w14:ligatures w14:val="none"/>
+              </w:rPr>
+              <w:t>Efficiency/Customer UX</w:t>
+            </w:r>
+          </w:p>
+        </w:tc>
+        <w:tc>
+          <w:tcPr>
+            <w:tcW w:w="0" w:type="auto"/>
+            <w:tcBorders>
+              <w:top w:val="single" w:sz="6" w:space="0" w:color="auto"/>
+              <w:left w:val="single" w:sz="6" w:space="0" w:color="auto"/>
+              <w:bottom w:val="single" w:sz="6" w:space="0" w:color="auto"/>
+              <w:right w:val="single" w:sz="6" w:space="0" w:color="auto"/>
+            </w:tcBorders>
+            <w:tcMar>
+              <w:top w:w="120" w:type="dxa"/>
+              <w:left w:w="180" w:type="dxa"/>
+              <w:bottom w:w="120" w:type="dxa"/>
+              <w:right w:w="180" w:type="dxa"/>
+            </w:tcMar>
+            <w:vAlign w:val="center"/>
+            <w:hideMark/>
+          </w:tcPr>
+          <w:p>
+            <w:pPr>
+              <w:spacing w:after="0" w:line="240" w:lineRule="auto"/>
+              <w:rPr>
+                <w:rFonts w:ascii="Arial" w:eastAsia="Times New Roman" w:hAnsi="Arial" w:cs="Arial"/>
+                <w:color w:val="1F1F1F"/>
+                <w:kern w:val="0"/>
+                <w14:ligatures w14:val="none"/>
+              </w:rPr>
+            </w:pPr>
+            <w:r>
+              <w:rPr>
+                <w:rFonts w:ascii="Arial" w:eastAsia="Times New Roman" w:hAnsi="Arial" w:cs="Arial"/>
+                <w:color w:val="1F1F1F"/>
+                <w:kern w:val="0"/>
+                <w:bdr w:val="none" w:sz="0" w:space="0" w:color="auto" w:frame="1"/>
+                <w14:ligatures w14:val="none"/>
+              </w:rPr>
+              <w:t>Medium (High Competition)</w:t>
+            </w:r>
+          </w:p>
+        </w:tc>
+        <w:tc>
+          <w:tcPr>
+            <w:tcW w:w="0" w:type="auto"/>
+            <w:tcBorders>
+              <w:top w:val="single" w:sz="6" w:space="0" w:color="auto"/>
+              <w:left w:val="single" w:sz="6" w:space="0" w:color="auto"/>
+              <w:bottom w:val="single" w:sz="6" w:space="0" w:color="auto"/>
+              <w:right w:val="single" w:sz="6" w:space="0" w:color="auto"/>
+            </w:tcBorders>
+            <w:tcMar>
+              <w:top w:w="120" w:type="dxa"/>
+              <w:left w:w="180" w:type="dxa"/>
+              <w:bottom w:w="120" w:type="dxa"/>
+              <w:right w:w="180" w:type="dxa"/>
+            </w:tcMar>
+            <w:vAlign w:val="center"/>
+            <w:hideMark/>
+          </w:tcPr>
+          <w:p>
+            <w:pPr>
+              <w:spacing w:after="0" w:line="240" w:lineRule="auto"/>
+              <w:rPr>
+                <w:rFonts w:ascii="Arial" w:eastAsia="Times New Roman" w:hAnsi="Arial" w:cs="Arial"/>
+                <w:color w:val="1F1F1F"/>
+                <w:kern w:val="0"/>
+                <w14:ligatures w14:val="none"/>
+              </w:rPr>
+            </w:pPr>
+            <w:r>
+              <w:rPr>
+                <w:rFonts w:ascii="Arial" w:eastAsia="Times New Roman" w:hAnsi="Arial" w:cs="Arial"/>
+                <w:color w:val="1F1F1F"/>
+                <w:kern w:val="0"/>
+                <w:bdr w:val="none" w:sz="0" w:space="0" w:color="auto" w:frame="1"/>
+                <w14:ligatures w14:val="none"/>
+              </w:rPr>
+              <w:t>AI-scheduling for small trade crews.</w:t>
+            </w:r>
+          </w:p>
+        </w:tc>
+      </w:tr>
+      <w:tr>
+        <w:trPr>
+          <w:tblCellSpacing w:w="15" w:type="dxa"/>
+        </w:trPr>
+        <w:tc>
+          <w:tcPr>
+            <w:tcW w:w="0" w:type="auto"/>
+            <w:tcBorders>
+              <w:top w:val="single" w:sz="6" w:space="0" w:color="auto"/>
+              <w:left w:val="single" w:sz="6" w:space="0" w:color="auto"/>
+              <w:bottom w:val="single" w:sz="6" w:space="0" w:color="auto"/>
+              <w:right w:val="single" w:sz="6" w:space="0" w:color="auto"/>
+            </w:tcBorders>
+            <w:tcMar>
+              <w:top w:w="120" w:type="dxa"/>
+              <w:left w:w="180" w:type="dxa"/>
+              <w:bottom w:w="120" w:type="dxa"/>
+              <w:right w:w="180" w:type="dxa"/>
+            </w:tcMar>
+            <w:vAlign w:val="center"/>
+            <w:hideMark/>
+          </w:tcPr>
+          <w:p>
+            <w:pPr>
+              <w:spacing w:after="0" w:line="240" w:lineRule="auto"/>
+              <w:rPr>
+                <w:rFonts w:ascii="Arial" w:eastAsia="Times New Roman" w:hAnsi="Arial" w:cs="Arial"/>
+                <w:color w:val="1F1F1F"/>
+                <w:kern w:val="0"/>
+                <w14:ligatures w14:val="none"/>
+              </w:rPr>
+            </w:pPr>
+            <w:r>
+              <w:rPr>
+                <w:rFonts w:ascii="Arial" w:eastAsia="Times New Roman" w:hAnsi="Arial" w:cs="Arial"/>
+                <w:b/>
+                <w:bCs/>
+                <w:color w:val="1F1F1F"/>
+                <w:kern w:val="0"/>
+                <w:bdr w:val="none" w:sz="0" w:space="0" w:color="auto" w:frame="1"/>
+                <w14:ligatures w14:val="none"/>
+              </w:rPr>
+              <w:t>Compliance Tracker</w:t>
+            </w:r>
+          </w:p>
+        </w:tc>
+        <w:tc>
+          <w:tcPr>
+            <w:tcW w:w="0" w:type="auto"/>
+            <w:tcBorders>
+              <w:top w:val="single" w:sz="6" w:space="0" w:color="auto"/>
+              <w:left w:val="single" w:sz="6" w:space="0" w:color="auto"/>
+              <w:bottom w:val="single" w:sz="6" w:space="0" w:color="auto"/>
+              <w:right w:val="single" w:sz="6" w:space="0" w:color="auto"/>
+            </w:tcBorders>
+            <w:tcMar>
+              <w:top w:w="120" w:type="dxa"/>
+              <w:left w:w="180" w:type="dxa"/>
+              <w:bottom w:w="120" w:type="dxa"/>
+              <w:right w:w="180" w:type="dxa"/>
+            </w:tcMar>
+            <w:vAlign w:val="center"/>
+            <w:hideMark/>
+          </w:tcPr>
+          <w:p>
+            <w:pPr>
+              <w:spacing w:after="0" w:line="240" w:lineRule="auto"/>
+              <w:rPr>
+                <w:rFonts w:ascii="Arial" w:eastAsia="Times New Roman" w:hAnsi="Arial" w:cs="Arial"/>
+                <w:color w:val="1F1F1F"/>
+                <w:kern w:val="0"/>
+                <w14:ligatures w14:val="none"/>
+              </w:rPr>
+            </w:pPr>
+            <w:r>
+              <w:rPr>
+                <w:rFonts w:ascii="Arial" w:eastAsia="Times New Roman" w:hAnsi="Arial" w:cs="Arial"/>
+                <w:color w:val="1F1F1F"/>
+                <w:kern w:val="0"/>
+                <w:bdr w:val="none" w:sz="0" w:space="0" w:color="auto" w:frame="1"/>
+                <w14:ligatures w14:val="none"/>
+              </w:rPr>
+              <w:t>Tax Audits/Privacy</w:t>
+            </w:r>
+          </w:p>
+        </w:tc>
+        <w:tc>
+          <w:tcPr>
+            <w:tcW w:w="0" w:type="auto"/>
+            <w:tcBorders>
+              <w:top w:val="single" w:sz="6" w:space="0" w:color="auto"/>
+              <w:left w:val="single" w:sz="6" w:space="0" w:color="auto"/>
+              <w:bottom w:val="single" w:sz="6" w:space="0" w:color="auto"/>
+              <w:right w:val="single" w:sz="6" w:space="0" w:color="auto"/>
+            </w:tcBorders>
+            <w:tcMar>
+              <w:top w:w="120" w:type="dxa"/>
+              <w:left w:w="180" w:type="dxa"/>
+              <w:bottom w:w="120" w:type="dxa"/>
+              <w:right w:w="180" w:type="dxa"/>
+            </w:tcMar>
+            <w:vAlign w:val="center"/>
+            <w:hideMark/>
+          </w:tcPr>
+          <w:p>
+            <w:pPr>
+              <w:spacing w:after="0" w:line="240" w:lineRule="auto"/>
+              <w:rPr>
+                <w:rFonts w:ascii="Arial" w:eastAsia="Times New Roman" w:hAnsi="Arial" w:cs="Arial"/>
+                <w:color w:val="1F1F1F"/>
+                <w:kern w:val="0"/>
+                <w14:ligatures w14:val="none"/>
+              </w:rPr>
+            </w:pPr>
+            <w:r>
+              <w:rPr>
+                <w:rFonts w:ascii="Arial" w:eastAsia="Times New Roman" w:hAnsi="Arial" w:cs="Arial"/>
+                <w:color w:val="1F1F1F"/>
+                <w:kern w:val="0"/>
+                <w:bdr w:val="none" w:sz="0" w:space="0" w:color="auto" w:frame="1"/>
+                <w14:ligatures w14:val="none"/>
+              </w:rPr>
+              <w:t>High (Requires legal expertise)</w:t>
+            </w:r>
+          </w:p>
+        </w:tc>
+        <w:tc>
+          <w:tcPr>
+            <w:tcW w:w="0" w:type="auto"/>
+            <w:tcBorders>
+              <w:top w:val="single" w:sz="6" w:space="0" w:color="auto"/>
+              <w:left w:val="single" w:sz="6" w:space="0" w:color="auto"/>
+              <w:bottom w:val="single" w:sz="6" w:space="0" w:color="auto"/>
+              <w:right w:val="single" w:sz="6" w:space="0" w:color="auto"/>
+            </w:tcBorders>
+            <w:tcMar>
+              <w:top w:w="120" w:type="dxa"/>
+              <w:left w:w="180" w:type="dxa"/>
+              <w:bottom w:w="120" w:type="dxa"/>
+              <w:right w:w="180" w:type="dxa"/>
+            </w:tcMar>
+            <w:vAlign w:val="center"/>
+            <w:hideMark/>
+          </w:tcPr>
+          <w:p>
+            <w:pPr>
+              <w:spacing w:after="0" w:line="240" w:lineRule="auto"/>
+              <w:rPr>
+                <w:rFonts w:ascii="Arial" w:eastAsia="Times New Roman" w:hAnsi="Arial" w:cs="Arial"/>
+                <w:color w:val="1F1F1F"/>
+                <w:kern w:val="0"/>
+                <w14:ligatures w14:val="none"/>
+              </w:rPr>
+            </w:pPr>
+            <w:r>
+              <w:rPr>
+                <w:rFonts w:ascii="Arial" w:eastAsia="Times New Roman" w:hAnsi="Arial" w:cs="Arial"/>
+                <w:color w:val="1F1F1F"/>
+                <w:kern w:val="0"/>
+                <w:bdr w:val="none" w:sz="0" w:space="0" w:color="auto" w:frame="1"/>
+                <w14:ligatures w14:val="none"/>
+              </w:rPr>
+              <w:t>Florida Sales Tax &amp; Nexus alerts.</w:t>
+            </w:r>
+          </w:p>
+        </w:tc>
+      </w:tr>
+    </w:tbl>
     <w:p/>
     <w:sectPr>
       <w:pgSz w:w="12240" w:h="15840"/>
